--- a/02-Data-Structures-and-Algorithms/Exercise 7 - Financial Forecasting.docx
+++ b/02-Data-Structures-and-Algorithms/Exercise 7 - Financial Forecasting.docx
@@ -22,13 +22,9 @@
           <w:sz w:val="36"/>
           <w:szCs w:val="36"/>
         </w:rPr>
-        <w:t>WEEK – 1 Assignments</w:t>
-      </w:r>
-    </w:p>
-    <w:p>
-      <w:pPr>
-        <w:spacing w:line="360" w:lineRule="auto"/>
-        <w:jc w:val="center"/>
+        <w:t>Module</w:t>
+      </w:r>
+      <w:r>
         <w:rPr>
           <w:rFonts w:ascii="Times New Roman" w:hAnsi="Times New Roman" w:cs="Times New Roman"/>
           <w:b/>
@@ -36,7 +32,8 @@
           <w:sz w:val="36"/>
           <w:szCs w:val="36"/>
         </w:rPr>
-      </w:pPr>
+        <w:t xml:space="preserve"> – </w:t>
+      </w:r>
       <w:r>
         <w:rPr>
           <w:rFonts w:ascii="Times New Roman" w:hAnsi="Times New Roman" w:cs="Times New Roman"/>
@@ -45,6 +42,39 @@
           <w:sz w:val="36"/>
           <w:szCs w:val="36"/>
         </w:rPr>
+        <w:t>2</w:t>
+      </w:r>
+      <w:r>
+        <w:rPr>
+          <w:rFonts w:ascii="Times New Roman" w:hAnsi="Times New Roman" w:cs="Times New Roman"/>
+          <w:b/>
+          <w:bCs/>
+          <w:sz w:val="36"/>
+          <w:szCs w:val="36"/>
+        </w:rPr>
+        <w:t xml:space="preserve"> Assignments</w:t>
+      </w:r>
+    </w:p>
+    <w:p>
+      <w:pPr>
+        <w:spacing w:line="360" w:lineRule="auto"/>
+        <w:jc w:val="center"/>
+        <w:rPr>
+          <w:rFonts w:ascii="Times New Roman" w:hAnsi="Times New Roman" w:cs="Times New Roman"/>
+          <w:b/>
+          <w:bCs/>
+          <w:sz w:val="36"/>
+          <w:szCs w:val="36"/>
+        </w:rPr>
+      </w:pPr>
+      <w:r>
+        <w:rPr>
+          <w:rFonts w:ascii="Times New Roman" w:hAnsi="Times New Roman" w:cs="Times New Roman"/>
+          <w:b/>
+          <w:bCs/>
+          <w:sz w:val="36"/>
+          <w:szCs w:val="36"/>
+        </w:rPr>
         <w:t>Data Structures and Algorithms</w:t>
       </w:r>
     </w:p>
@@ -620,7 +650,6 @@
           <w:szCs w:val="26"/>
         </w:rPr>
       </w:pPr>
-      <w:proofErr w:type="spellStart"/>
       <w:r>
         <w:rPr>
           <w:rFonts w:ascii="Times New Roman" w:hAnsi="Times New Roman" w:cs="Times New Roman"/>
@@ -629,18 +658,7 @@
           <w:sz w:val="26"/>
           <w:szCs w:val="26"/>
         </w:rPr>
-        <w:t>Program.cs</w:t>
-      </w:r>
-      <w:proofErr w:type="spellEnd"/>
-      <w:r>
-        <w:rPr>
-          <w:rFonts w:ascii="Times New Roman" w:hAnsi="Times New Roman" w:cs="Times New Roman"/>
-          <w:b/>
-          <w:bCs/>
-          <w:sz w:val="26"/>
-          <w:szCs w:val="26"/>
-        </w:rPr>
-        <w:t>:</w:t>
+        <w:t>Program.cs:</w:t>
       </w:r>
     </w:p>
     <w:p>
@@ -1079,6 +1097,7 @@
       <w:r>
         <w:rPr>
           <w:rFonts w:ascii="Times New Roman" w:hAnsi="Times New Roman" w:cs="Times New Roman"/>
+          <w:noProof/>
         </w:rPr>
         <w:drawing>
           <wp:inline distT="0" distB="0" distL="0" distR="0" wp14:anchorId="1BD053B2" wp14:editId="12DF2960">
@@ -1884,6 +1903,7 @@
   <w:style w:type="character" w:default="1" w:styleId="DefaultParagraphFont">
     <w:name w:val="Default Paragraph Font"/>
     <w:uiPriority w:val="1"/>
+    <w:semiHidden/>
     <w:unhideWhenUsed/>
   </w:style>
   <w:style w:type="table" w:default="1" w:styleId="TableNormal">
